--- a/Myeisha_Cheek_CoverLetter_PersonalInjury_Paralegal_Rosensteel.docx
+++ b/Myeisha_Cheek_CoverLetter_PersonalInjury_Paralegal_Rosensteel.docx
@@ -4,13 +4,14 @@
   <w:body>
     <w:p>
       <w:pPr>
-        <w:spacing w:after="0" w:before="0"/>
+        <w:spacing w:before="0" w:after="40"/>
         <w:jc w:val="center"/>
       </w:pPr>
       <w:r>
         <w:rPr>
           <w:rFonts w:ascii="Times New Roman" w:hAnsi="Times New Roman"/>
           <w:b/>
+          <w:color w:val="000000"/>
           <w:sz w:val="32"/>
         </w:rPr>
         <w:t>MYEISHA L. CHEEK</w:t>
@@ -18,12 +19,14 @@
     </w:p>
     <w:p>
       <w:pPr>
-        <w:spacing w:after="80" w:before="0"/>
+        <w:spacing w:before="0" w:after="60"/>
+        <w:jc w:val="left"/>
       </w:pPr>
       <w:r>
         <w:rPr>
           <w:rFonts w:ascii="Times New Roman" w:hAnsi="Times New Roman"/>
           <w:b w:val="0"/>
+          <w:color w:val="000000"/>
           <w:sz w:val="24"/>
         </w:rPr>
         <w:t>Charlotte, NC 28273 | 864-398-3096 | myeishacheek05@gmail.com | linkedin.com/in/myeisha-cheek-</w:t>
@@ -31,24 +34,22 @@
     </w:p>
     <w:p>
       <w:pPr>
-        <w:spacing w:after="0" w:before="80"/>
+        <w:spacing w:before="40" w:after="40"/>
+        <w:pBdr>
+          <w:bottom w:val="single" w:sz="6" w:space="1" w:color="000000"/>
+        </w:pBdr>
       </w:pPr>
-      <w:r>
-        <w:rPr>
-          <w:rFonts w:ascii="Times New Roman" w:hAnsi="Times New Roman"/>
-          <w:sz w:val="16"/>
-        </w:rPr>
-        <w:t>________________________________________________________________________</w:t>
-      </w:r>
     </w:p>
     <w:p>
       <w:pPr>
-        <w:spacing w:after="80" w:before="0"/>
+        <w:spacing w:before="0" w:after="60"/>
+        <w:jc w:val="left"/>
       </w:pPr>
       <w:r>
         <w:rPr>
           <w:rFonts w:ascii="Times New Roman" w:hAnsi="Times New Roman"/>
           <w:b w:val="0"/>
+          <w:color w:val="000000"/>
           <w:sz w:val="24"/>
         </w:rPr>
         <w:t>Dear Hiring Manager,</w:t>
@@ -56,12 +57,14 @@
     </w:p>
     <w:p>
       <w:pPr>
-        <w:spacing w:after="80" w:before="0"/>
+        <w:spacing w:before="0" w:after="60"/>
+        <w:jc w:val="left"/>
       </w:pPr>
       <w:r>
         <w:rPr>
           <w:rFonts w:ascii="Times New Roman" w:hAnsi="Times New Roman"/>
           <w:b w:val="0"/>
+          <w:color w:val="000000"/>
           <w:sz w:val="24"/>
         </w:rPr>
         <w:t>I am writing to express my interest in the Plaintiff's Litigation Personal Injury Paralegal position at Rosensteel Fleishman, PLLC. With over five years of paralegal experience, including direct personal injury case management, I am confident in my ability to contribute to your team and support your attorneys in delivering excellent results for your clients.</w:t>
@@ -69,12 +72,14 @@
     </w:p>
     <w:p>
       <w:pPr>
-        <w:spacing w:after="80" w:before="0"/>
+        <w:spacing w:before="0" w:after="60"/>
+        <w:jc w:val="left"/>
       </w:pPr>
       <w:r>
         <w:rPr>
           <w:rFonts w:ascii="Times New Roman" w:hAnsi="Times New Roman"/>
           <w:b w:val="0"/>
+          <w:color w:val="000000"/>
           <w:sz w:val="24"/>
         </w:rPr>
         <w:t>I began my paralegal career at The Wilson Law Firm in Columbia, SC, where I supported attorneys on personal injury matters from intake through settlement. In that role, I drafted settlement documents and legal correspondence, requested and tracked medical records and billing documentation, reviewed and summarized medical records to support case valuation, and verified account balances with medical providers. I also maintained organized case files and tracked deadlines across multiple active matters.</w:t>
@@ -82,12 +87,14 @@
     </w:p>
     <w:p>
       <w:pPr>
-        <w:spacing w:after="80" w:before="0"/>
+        <w:spacing w:before="0" w:after="60"/>
+        <w:jc w:val="left"/>
       </w:pPr>
       <w:r>
         <w:rPr>
           <w:rFonts w:ascii="Times New Roman" w:hAnsi="Times New Roman"/>
           <w:b w:val="0"/>
+          <w:color w:val="000000"/>
           <w:sz w:val="24"/>
         </w:rPr>
         <w:t>Since then, I have continued to develop my skills as a litigation paralegal at the Department of Social Services, where I drafted pleadings, motions, discovery requests and responses, and court orders, and managed case calendars and court deadlines across active litigation. I currently work as a Client Intake Coordinator at a Charlotte law firm, serving as a liaison between clients and attorneys, managing case documentation, and ensuring clients receive timely communication throughout their matters.</w:t>
@@ -95,12 +102,14 @@
     </w:p>
     <w:p>
       <w:pPr>
-        <w:spacing w:after="80" w:before="0"/>
+        <w:spacing w:before="0" w:after="60"/>
+        <w:jc w:val="left"/>
       </w:pPr>
       <w:r>
         <w:rPr>
           <w:rFonts w:ascii="Times New Roman" w:hAnsi="Times New Roman"/>
           <w:b w:val="0"/>
+          <w:color w:val="000000"/>
           <w:sz w:val="24"/>
         </w:rPr>
         <w:t>I am comfortable working independently in a fast-paced environment and take pride in keeping attorneys organized and cases moving forward. I am also currently completing a Master of Legal Studies at Wake Forest University School of Law, which continues to strengthen my legal knowledge and analytical skills.</w:t>
@@ -108,12 +117,14 @@
     </w:p>
     <w:p>
       <w:pPr>
-        <w:spacing w:after="80" w:before="0"/>
+        <w:spacing w:before="0" w:after="60"/>
+        <w:jc w:val="left"/>
       </w:pPr>
       <w:r>
         <w:rPr>
           <w:rFonts w:ascii="Times New Roman" w:hAnsi="Times New Roman"/>
           <w:b w:val="0"/>
+          <w:color w:val="000000"/>
           <w:sz w:val="24"/>
         </w:rPr>
         <w:t>I would welcome the opportunity to bring my personal injury and litigation paralegal experience to your firm. Thank you for your time and consideration.</w:t>
@@ -121,12 +132,14 @@
     </w:p>
     <w:p>
       <w:pPr>
-        <w:spacing w:after="80" w:before="0"/>
+        <w:spacing w:before="0" w:after="60"/>
+        <w:jc w:val="left"/>
       </w:pPr>
       <w:r>
         <w:rPr>
           <w:rFonts w:ascii="Times New Roman" w:hAnsi="Times New Roman"/>
           <w:b w:val="0"/>
+          <w:color w:val="000000"/>
           <w:sz w:val="24"/>
         </w:rPr>
         <w:t>Sincerely,</w:t>
@@ -134,12 +147,14 @@
     </w:p>
     <w:p>
       <w:pPr>
-        <w:spacing w:after="80" w:before="0"/>
+        <w:spacing w:before="0" w:after="60"/>
+        <w:jc w:val="left"/>
       </w:pPr>
       <w:r>
         <w:rPr>
           <w:rFonts w:ascii="Times New Roman" w:hAnsi="Times New Roman"/>
           <w:b w:val="0"/>
+          <w:color w:val="000000"/>
           <w:sz w:val="24"/>
         </w:rPr>
         <w:t>Myeisha L. Cheek</w:t>
@@ -518,8 +533,12 @@
     <w:name w:val="Normal"/>
     <w:qFormat/>
     <w:rsid w:val="00FC693F"/>
+    <w:pPr>
+      <w:spacing w:after="0" w:before="0"/>
+    </w:pPr>
     <w:rPr>
       <w:rFonts w:ascii="Times New Roman" w:hAnsi="Times New Roman"/>
+      <w:color w:val="000000"/>
       <w:sz w:val="24"/>
     </w:rPr>
   </w:style>

--- a/Myeisha_Cheek_CoverLetter_PersonalInjury_Paralegal_Rosensteel.docx
+++ b/Myeisha_Cheek_CoverLetter_PersonalInjury_Paralegal_Rosensteel.docx
@@ -52,6 +52,66 @@
           <w:color w:val="000000"/>
           <w:sz w:val="24"/>
         </w:rPr>
+        <w:t>June 30, 2026</w:t>
+      </w:r>
+    </w:p>
+    <w:p>
+      <w:pPr>
+        <w:spacing w:before="0" w:after="60"/>
+        <w:jc w:val="left"/>
+      </w:pPr>
+      <w:r>
+        <w:rPr>
+          <w:rFonts w:ascii="Times New Roman" w:hAnsi="Times New Roman"/>
+          <w:b w:val="0"/>
+          <w:color w:val="000000"/>
+          <w:sz w:val="24"/>
+        </w:rPr>
+        <w:t>Hiring Manager</w:t>
+      </w:r>
+    </w:p>
+    <w:p>
+      <w:pPr>
+        <w:spacing w:before="0" w:after="60"/>
+        <w:jc w:val="left"/>
+      </w:pPr>
+      <w:r>
+        <w:rPr>
+          <w:rFonts w:ascii="Times New Roman" w:hAnsi="Times New Roman"/>
+          <w:b w:val="0"/>
+          <w:color w:val="000000"/>
+          <w:sz w:val="24"/>
+        </w:rPr>
+        <w:t>Rosensteel Fleishman, PLLC</w:t>
+      </w:r>
+    </w:p>
+    <w:p>
+      <w:pPr>
+        <w:spacing w:before="0" w:after="60"/>
+        <w:jc w:val="left"/>
+      </w:pPr>
+      <w:r>
+        <w:rPr>
+          <w:rFonts w:ascii="Times New Roman" w:hAnsi="Times New Roman"/>
+          <w:b w:val="0"/>
+          <w:color w:val="000000"/>
+          <w:sz w:val="24"/>
+        </w:rPr>
+        <w:t>Charlotte, NC 28204</w:t>
+      </w:r>
+    </w:p>
+    <w:p>
+      <w:pPr>
+        <w:spacing w:before="0" w:after="60"/>
+        <w:jc w:val="left"/>
+      </w:pPr>
+      <w:r>
+        <w:rPr>
+          <w:rFonts w:ascii="Times New Roman" w:hAnsi="Times New Roman"/>
+          <w:b w:val="0"/>
+          <w:color w:val="000000"/>
+          <w:sz w:val="24"/>
+        </w:rPr>
         <w:t>Dear Hiring Manager,</w:t>
       </w:r>
     </w:p>
@@ -67,7 +127,7 @@
           <w:color w:val="000000"/>
           <w:sz w:val="24"/>
         </w:rPr>
-        <w:t>I am writing to express my interest in the Plaintiff's Litigation Personal Injury Paralegal position at Rosensteel Fleishman, PLLC. With over five years of paralegal experience, including direct personal injury case management, I am confident in my ability to contribute to your team and support your attorneys in delivering excellent results for your clients.</w:t>
+        <w:t>I am writing to apply for the Plaintiff's Litigation Personal Injury Paralegal position at Rosensteel Fleishman, PLLC. With over five years of paralegal experience, including direct personal injury case management and litigation support, I am confident in my ability to support your attorneys and deliver high-quality legal services to your clients.</w:t>
       </w:r>
     </w:p>
     <w:p>
@@ -82,7 +142,7 @@
           <w:color w:val="000000"/>
           <w:sz w:val="24"/>
         </w:rPr>
-        <w:t>I began my paralegal career at The Wilson Law Firm in Columbia, SC, where I supported attorneys on personal injury matters from intake through settlement. In that role, I drafted settlement documents and legal correspondence, requested and tracked medical records and billing documentation, reviewed and summarized medical records to support case valuation, and verified account balances with medical providers. I also maintained organized case files and tracked deadlines across multiple active matters.</w:t>
+        <w:t>I began my paralegal career at The Wilson Law Firm in Columbia, SC, where I supported attorneys on personal injury matters from intake through settlement. In that role, I drafted settlement documents and legal correspondence, requested and tracked medical records and billing documentation, reviewed and summarized medical records to support case valuation, and verified account balances with medical providers. I maintained organized case files and tracked deadlines across multiple active matters simultaneously. This hands-on personal injury experience gives me a strong foundation for the work your firm does on behalf of plaintiffs.</w:t>
       </w:r>
     </w:p>
     <w:p>
@@ -97,7 +157,7 @@
           <w:color w:val="000000"/>
           <w:sz w:val="24"/>
         </w:rPr>
-        <w:t>Since then, I have continued to develop my skills as a litigation paralegal at the Department of Social Services, where I drafted pleadings, motions, discovery requests and responses, and court orders, and managed case calendars and court deadlines across active litigation. I currently work as a Client Intake Coordinator at a Charlotte law firm, serving as a liaison between clients and attorneys, managing case documentation, and ensuring clients receive timely communication throughout their matters.</w:t>
+        <w:t>Since then, I have continued to develop my litigation paralegal skills at the Department of Social Services, where I drafted pleadings, motions, discovery requests and responses, and court orders across active litigation. I managed case calendars, tracked court deadlines, and prepared complete files for hearings and depositions. I also currently work as a Client Intake Coordinator at a Charlotte law firm, where I serve as a liaison between clients and attorneys, manage case documentation, and ensure clients receive timely communication throughout their matters.</w:t>
       </w:r>
     </w:p>
     <w:p>
@@ -112,7 +172,7 @@
           <w:color w:val="000000"/>
           <w:sz w:val="24"/>
         </w:rPr>
-        <w:t>I am comfortable working independently in a fast-paced environment and take pride in keeping attorneys organized and cases moving forward. I am also currently completing a Master of Legal Studies at Wake Forest University School of Law, which continues to strengthen my legal knowledge and analytical skills.</w:t>
+        <w:t>I am comfortable working independently in a fast-paced environment and take pride in keeping attorneys organized and prepared. I am also completing a Master of Legal Studies at Wake Forest University School of Law. I would welcome the opportunity to bring my personal injury and litigation experience to Rosensteel Fleishman and contribute to your team's success.</w:t>
       </w:r>
     </w:p>
     <w:p>
@@ -127,7 +187,7 @@
           <w:color w:val="000000"/>
           <w:sz w:val="24"/>
         </w:rPr>
-        <w:t>I would welcome the opportunity to bring my personal injury and litigation paralegal experience to your firm. Thank you for your time and consideration.</w:t>
+        <w:t>Thank you for your time and consideration. I look forward to speaking with you.</w:t>
       </w:r>
     </w:p>
     <w:p>
@@ -158,6 +218,21 @@
           <w:sz w:val="24"/>
         </w:rPr>
         <w:t>Myeisha L. Cheek</w:t>
+      </w:r>
+    </w:p>
+    <w:p>
+      <w:pPr>
+        <w:spacing w:before="0" w:after="60"/>
+        <w:jc w:val="left"/>
+      </w:pPr>
+      <w:r>
+        <w:rPr>
+          <w:rFonts w:ascii="Times New Roman" w:hAnsi="Times New Roman"/>
+          <w:b w:val="0"/>
+          <w:color w:val="000000"/>
+          <w:sz w:val="24"/>
+        </w:rPr>
+        <w:t>864-398-3096 | myeishacheek05@gmail.com</w:t>
       </w:r>
     </w:p>
     <w:sectPr>

--- a/Myeisha_Cheek_CoverLetter_PersonalInjury_Paralegal_Rosensteel.docx
+++ b/Myeisha_Cheek_CoverLetter_PersonalInjury_Paralegal_Rosensteel.docx
@@ -157,7 +157,7 @@
           <w:color w:val="000000"/>
           <w:sz w:val="24"/>
         </w:rPr>
-        <w:t>Since then, I have continued to develop my litigation paralegal skills at the Department of Social Services, where I drafted pleadings, motions, discovery requests and responses, and court orders across active litigation. I managed case calendars, tracked court deadlines, and prepared complete files for hearings and depositions. I also currently work as a Client Intake Coordinator at a Charlotte law firm, where I serve as a liaison between clients and attorneys, manage case documentation, and ensure clients receive timely communication throughout their matters.</w:t>
+        <w:t>Since then, I have continued to develop my litigation paralegal skills at the Department of Social Services, where I drafted pleadings, motions, discovery requests and responses, and court orders across active litigation. I managed case calendars, tracked court deadlines, and prepared complete files for hearings and depositions. I also currently work as a Client Intake Coordinator at Cattie and Gonzalez, PLLC in Charlotte, a Medicare Secondary Payer law firm, where I serve as a liaison between clients and attorneys, manage case documentation, and ensure clients receive timely communication throughout their matters.</w:t>
       </w:r>
     </w:p>
     <w:p>

--- a/Myeisha_Cheek_CoverLetter_PersonalInjury_Paralegal_Rosensteel.docx
+++ b/Myeisha_Cheek_CoverLetter_PersonalInjury_Paralegal_Rosensteel.docx
@@ -127,7 +127,7 @@
           <w:color w:val="000000"/>
           <w:sz w:val="24"/>
         </w:rPr>
-        <w:t>I am writing to apply for the Plaintiff's Litigation Personal Injury Paralegal position at Rosensteel Fleishman, PLLC. With over five years of paralegal experience, including direct personal injury case management and litigation support, I am confident in my ability to support your attorneys and deliver high-quality legal services to your clients.</w:t>
+        <w:t>I am writing to apply for the Plaintiff's Litigation Personal Injury Paralegal position at Rosensteel Fleishman, PLLC. Personal injury was where I started my paralegal career, and it is work I am both experienced in and genuinely committed to — because at the end of the day, you are helping real people fight for what they deserve after something went wrong in their life. That purpose drives how I show up every day.</w:t>
       </w:r>
     </w:p>
     <w:p>
@@ -142,7 +142,7 @@
           <w:color w:val="000000"/>
           <w:sz w:val="24"/>
         </w:rPr>
-        <w:t>I began my paralegal career at The Wilson Law Firm in Columbia, SC, where I supported attorneys on personal injury matters from intake through settlement. In that role, I drafted settlement documents and legal correspondence, requested and tracked medical records and billing documentation, reviewed and summarized medical records to support case valuation, and verified account balances with medical providers. I maintained organized case files and tracked deadlines across multiple active matters simultaneously. This hands-on personal injury experience gives me a strong foundation for the work your firm does on behalf of plaintiffs.</w:t>
+        <w:t>At The Wilson Law Firm, I managed personal injury cases from intake through settlement. That meant drafting settlement documents and legal correspondence, requesting and tracking medical records and billing documentation, reviewing and summarizing medical records to support case valuation, and verifying account balances with medical providers. I was not just processing paperwork — I was building the case alongside the attorneys, making sure every piece of documentation was in order so that clients received the best possible outcome. I understand the details that matter in a personal injury case, and I know how to handle them.</w:t>
       </w:r>
     </w:p>
     <w:p>
@@ -157,7 +157,7 @@
           <w:color w:val="000000"/>
           <w:sz w:val="24"/>
         </w:rPr>
-        <w:t>Since then, I have continued to develop my litigation paralegal skills at the Department of Social Services, where I drafted pleadings, motions, discovery requests and responses, and court orders across active litigation. I managed case calendars, tracked court deadlines, and prepared complete files for hearings and depositions. I also currently work as a Client Intake Coordinator at Cattie and Gonzalez, PLLC in Charlotte, a Medicare Secondary Payer law firm, where I serve as a liaison between clients and attorneys, manage case documentation, and ensure clients receive timely communication throughout their matters.</w:t>
+        <w:t>After that, I deepened my litigation skills at the Department of Social Services, where I drafted pleadings, motions, discovery requests and responses, and court orders, and kept cases moving across multiple active matters. That experience made me a stronger paralegal — more organized, more proactive, and better at managing the kinds of competing deadlines that come with a busy plaintiff's practice. I bring all of that to the table here.</w:t>
       </w:r>
     </w:p>
     <w:p>
@@ -172,7 +172,7 @@
           <w:color w:val="000000"/>
           <w:sz w:val="24"/>
         </w:rPr>
-        <w:t>I am comfortable working independently in a fast-paced environment and take pride in keeping attorneys organized and prepared. I am also completing a Master of Legal Studies at Wake Forest University School of Law. I would welcome the opportunity to bring my personal injury and litigation experience to Rosensteel Fleishman and contribute to your team's success.</w:t>
+        <w:t>I currently serve as a Client Intake Coordinator at Cattie and Gonzalez, PLLC, a Medicare Secondary Payer law firm in Charlotte, where I manage the full intake and documentation process for new and ongoing matters. I am also completing a Master of Legal Studies at Wake Forest University School of Law. I am looking for a firm where I can apply everything I have learned, grow as a legal professional, and make a real difference for the clients your firm represents.</w:t>
       </w:r>
     </w:p>
     <w:p>

--- a/Myeisha_Cheek_CoverLetter_PersonalInjury_Paralegal_Rosensteel.docx
+++ b/Myeisha_Cheek_CoverLetter_PersonalInjury_Paralegal_Rosensteel.docx
@@ -127,7 +127,7 @@
           <w:color w:val="000000"/>
           <w:sz w:val="24"/>
         </w:rPr>
-        <w:t>I am writing to apply for the Plaintiff's Litigation Personal Injury Paralegal position at Rosensteel Fleishman, PLLC. Personal injury was where I started my paralegal career, and it is work I am both experienced in and genuinely committed to — because at the end of the day, you are helping real people fight for what they deserve after something went wrong in their life. That purpose drives how I show up every day.</w:t>
+        <w:t>I am writing to apply for the Plaintiff's Litigation Personal Injury Paralegal position at Rosensteel Fleishman, PLLC. Personal injury is where my paralegal career began, and it is work I am deeply familiar with — not just in terms of the tasks involved, but in terms of what it means to truly support a client who has been harmed and is depending on their legal team to fight for them. That purpose is something I carry into everything I do.</w:t>
       </w:r>
     </w:p>
     <w:p>
@@ -142,7 +142,7 @@
           <w:color w:val="000000"/>
           <w:sz w:val="24"/>
         </w:rPr>
-        <w:t>At The Wilson Law Firm, I managed personal injury cases from intake through settlement. That meant drafting settlement documents and legal correspondence, requesting and tracking medical records and billing documentation, reviewing and summarizing medical records to support case valuation, and verifying account balances with medical providers. I was not just processing paperwork — I was building the case alongside the attorneys, making sure every piece of documentation was in order so that clients received the best possible outcome. I understand the details that matter in a personal injury case, and I know how to handle them.</w:t>
+        <w:t>At The Wilson Law Firm in Columbia, SC, I managed personal injury cases from intake through settlement. In practice, that meant I was the person keeping each case on track throughout the entire lifecycle. I drafted settlement documents, demand letters, and legal correspondence. I requested and tracked medical records and billing documentation from providers, reviewed and summarized those records to help attorneys assess case value and damages, and verified account balances to ensure accurate representation of client costs. I maintained organized case files and tracked deadlines across multiple active matters simultaneously. That experience gave me a working knowledge of how personal injury cases are built — what documentation matters, what timeline pressures arise, and what it takes to put a client's case in the strongest possible position.</w:t>
       </w:r>
     </w:p>
     <w:p>
@@ -157,7 +157,7 @@
           <w:color w:val="000000"/>
           <w:sz w:val="24"/>
         </w:rPr>
-        <w:t>After that, I deepened my litigation skills at the Department of Social Services, where I drafted pleadings, motions, discovery requests and responses, and court orders, and kept cases moving across multiple active matters. That experience made me a stronger paralegal — more organized, more proactive, and better at managing the kinds of competing deadlines that come with a busy plaintiff's practice. I bring all of that to the table here.</w:t>
+        <w:t>After The Wilson Law Firm, I deepened my litigation paralegal skills at the Department of Social Services, where I supported attorneys on complex active litigation by drafting pleadings, motions, discovery requests and responses, and court orders, preparing case files for hearings and depositions, managing court calendars, and coordinating with opposing counsel and court personnel. That experience made me a stronger, faster, and more versatile litigation paralegal — one who understands not just the individual tasks but how they connect to the overall strategy of a case.</w:t>
       </w:r>
     </w:p>
     <w:p>
@@ -172,7 +172,7 @@
           <w:color w:val="000000"/>
           <w:sz w:val="24"/>
         </w:rPr>
-        <w:t>I currently serve as a Client Intake Coordinator at Cattie and Gonzalez, PLLC, a Medicare Secondary Payer law firm in Charlotte, where I manage the full intake and documentation process for new and ongoing matters. I am also completing a Master of Legal Studies at Wake Forest University School of Law. I am looking for a firm where I can apply everything I have learned, grow as a legal professional, and make a real difference for the clients your firm represents.</w:t>
+        <w:t>As a Juvenile Drug Court Program Coordinator at the Fifth Judicial Circuit Solicitor's Office, I further developed my ability to communicate with clients navigating difficult and often overwhelming legal situations. I learned how to be the steady, clear point of contact that clients need when their case involves something deeply personal — a skill that is just as important in personal injury work as in any other practice area.</w:t>
       </w:r>
     </w:p>
     <w:p>
@@ -187,7 +187,22 @@
           <w:color w:val="000000"/>
           <w:sz w:val="24"/>
         </w:rPr>
-        <w:t>Thank you for your time and consideration. I look forward to speaking with you.</w:t>
+        <w:t>Currently I work as a Client Intake Coordinator at Cattie and Gonzalez, PLLC, a Medicare Secondary Payer law firm in Charlotte, where I manage intake workflows, prepare legal documents, and coordinate client and attorney communications across multiple active matters. I am also completing a Master of Legal Studies at Wake Forest University School of Law. Each of these roles has added something to who I am as a legal professional, and I believe the combination makes me genuinely well-suited for what your firm needs.</w:t>
+      </w:r>
+    </w:p>
+    <w:p>
+      <w:pPr>
+        <w:spacing w:before="0" w:after="60"/>
+        <w:jc w:val="left"/>
+      </w:pPr>
+      <w:r>
+        <w:rPr>
+          <w:rFonts w:ascii="Times New Roman" w:hAnsi="Times New Roman"/>
+          <w:b w:val="0"/>
+          <w:color w:val="000000"/>
+          <w:sz w:val="24"/>
+        </w:rPr>
+        <w:t>I would be proud to support the work Rosensteel Fleishman does for its clients. Thank you for your time and consideration. I look forward to the opportunity to speak with you.</w:t>
       </w:r>
     </w:p>
     <w:p>

--- a/Myeisha_Cheek_CoverLetter_PersonalInjury_Paralegal_Rosensteel.docx
+++ b/Myeisha_Cheek_CoverLetter_PersonalInjury_Paralegal_Rosensteel.docx
@@ -187,7 +187,7 @@
           <w:color w:val="000000"/>
           <w:sz w:val="24"/>
         </w:rPr>
-        <w:t>Currently I work as a Client Intake Coordinator at Cattie and Gonzalez, PLLC, a Medicare Secondary Payer law firm in Charlotte, where I manage intake workflows, prepare legal documents, and coordinate client and attorney communications across multiple active matters. I am also completing a Master of Legal Studies at Wake Forest University School of Law. Each of these roles has added something to who I am as a legal professional, and I believe the combination makes me genuinely well-suited for what your firm needs.</w:t>
+        <w:t>Currently I work as a Client Intake Coordinator at Cattie and Gonzalez, PLLC, a Medicare Secondary Payer law firm in Charlotte, where I manage intake workflows, prepare legal documents, and coordinate client and attorney communications across multiple active matters. I am also completing a Master of Legal Studies at Wake Forest University School of Law. In personal injury litigation, the MLS has been particularly valuable because it has deepened my understanding of tort law, civil procedure, and damages analysis — the same legal concepts that underpin every case your firm handles for plaintiffs. That foundation means I can read a case file and understand not just what documentation is needed, but why it matters to the outcome. Each of these roles has added something to who I am as a legal professional, and I believe the combination makes me genuinely well-suited for what your firm needs.</w:t>
       </w:r>
     </w:p>
     <w:p>
